--- a/methodical-guidelines/students/Модуль 1. Практическое задание.docx
+++ b/methodical-guidelines/students/Модуль 1. Практическое задание.docx
@@ -1577,25 +1577,15 @@
           <w:sz w:val="24"/>
           <w:szCs w:val="24"/>
         </w:rPr>
-        <w:t>Источник кейса: ООО «</w:t>
-      </w:r>
-      <w:proofErr w:type="spellStart"/>
-      <w:r>
-        <w:rPr>
-          <w:rFonts w:ascii="Times New Roman" w:hAnsi="Times New Roman" w:cs="Times New Roman"/>
-          <w:sz w:val="24"/>
-          <w:szCs w:val="24"/>
-        </w:rPr>
-        <w:t>МедРокет</w:t>
-      </w:r>
-      <w:proofErr w:type="spellEnd"/>
-      <w:r>
-        <w:rPr>
-          <w:rFonts w:ascii="Times New Roman" w:hAnsi="Times New Roman" w:cs="Times New Roman"/>
-          <w:sz w:val="24"/>
-          <w:szCs w:val="24"/>
-        </w:rPr>
-        <w:t>»</w:t>
+        <w:t xml:space="preserve">Источник кейса: </w:t>
+      </w:r>
+      <w:r>
+        <w:rPr>
+          <w:rFonts w:ascii="Times New Roman" w:hAnsi="Times New Roman" w:cs="Times New Roman"/>
+          <w:sz w:val="24"/>
+          <w:szCs w:val="24"/>
+        </w:rPr>
+        <w:t>Индустриальный партнер</w:t>
       </w:r>
     </w:p>
     <w:p>
@@ -3406,6 +3396,7 @@
           <w:iCs/>
           <w:sz w:val="24"/>
           <w:szCs w:val="24"/>
+          <w:lang w:val="en-US"/>
         </w:rPr>
       </w:pPr>
       <w:r>
@@ -3416,7 +3407,39 @@
           <w:sz w:val="24"/>
           <w:szCs w:val="24"/>
         </w:rPr>
-        <w:t>Ожидаемый результат:</w:t>
+        <w:t>Ожидаемый</w:t>
+      </w:r>
+      <w:r>
+        <w:rPr>
+          <w:rFonts w:ascii="Times New Roman" w:hAnsi="Times New Roman" w:cs="Times New Roman"/>
+          <w:i/>
+          <w:iCs/>
+          <w:sz w:val="24"/>
+          <w:szCs w:val="24"/>
+          <w:lang w:val="en-US"/>
+        </w:rPr>
+        <w:t xml:space="preserve"> </w:t>
+      </w:r>
+      <w:r>
+        <w:rPr>
+          <w:rFonts w:ascii="Times New Roman" w:hAnsi="Times New Roman" w:cs="Times New Roman"/>
+          <w:i/>
+          <w:iCs/>
+          <w:sz w:val="24"/>
+          <w:szCs w:val="24"/>
+        </w:rPr>
+        <w:t>результат</w:t>
+      </w:r>
+      <w:r>
+        <w:rPr>
+          <w:rFonts w:ascii="Times New Roman" w:hAnsi="Times New Roman" w:cs="Times New Roman"/>
+          <w:i/>
+          <w:iCs/>
+          <w:sz w:val="24"/>
+          <w:szCs w:val="24"/>
+          <w:lang w:val="en-US"/>
+        </w:rPr>
+        <w:t>:</w:t>
       </w:r>
     </w:p>
     <w:p>
@@ -4425,9 +4448,17 @@
           <w:rFonts w:ascii="Times New Roman" w:hAnsi="Times New Roman" w:cs="Times New Roman"/>
           <w:sz w:val="24"/>
           <w:szCs w:val="24"/>
-          <w:lang w:val="en-US"/>
-        </w:rPr>
-        <w:t xml:space="preserve">   {</w:t>
+        </w:rPr>
+        <w:t xml:space="preserve">   </w:t>
+      </w:r>
+      <w:r>
+        <w:rPr>
+          <w:rFonts w:ascii="Times New Roman" w:hAnsi="Times New Roman" w:cs="Times New Roman"/>
+          <w:sz w:val="24"/>
+          <w:szCs w:val="24"/>
+          <w:lang w:val="en-US"/>
+        </w:rPr>
+        <w:t>{</w:t>
       </w:r>
     </w:p>
     <w:p>
@@ -4694,6 +4725,7 @@
           <w:rFonts w:ascii="Times New Roman" w:hAnsi="Times New Roman" w:cs="Times New Roman"/>
           <w:sz w:val="24"/>
           <w:szCs w:val="24"/>
+          <w:lang w:val="en-US"/>
         </w:rPr>
       </w:pPr>
       <w:r>
@@ -4710,6 +4742,7 @@
           <w:rFonts w:ascii="Times New Roman" w:hAnsi="Times New Roman" w:cs="Times New Roman"/>
           <w:sz w:val="24"/>
           <w:szCs w:val="24"/>
+          <w:lang w:val="en-US"/>
         </w:rPr>
         <w:t>"</w:t>
       </w:r>
@@ -4727,6 +4760,7 @@
           <w:rFonts w:ascii="Times New Roman" w:hAnsi="Times New Roman" w:cs="Times New Roman"/>
           <w:sz w:val="24"/>
           <w:szCs w:val="24"/>
+          <w:lang w:val="en-US"/>
         </w:rPr>
         <w:t>_</w:t>
       </w:r>
@@ -4744,6 +4778,7 @@
           <w:rFonts w:ascii="Times New Roman" w:hAnsi="Times New Roman" w:cs="Times New Roman"/>
           <w:sz w:val="24"/>
           <w:szCs w:val="24"/>
+          <w:lang w:val="en-US"/>
         </w:rPr>
         <w:t>": "</w:t>
       </w:r>
@@ -4761,6 +4796,7 @@
           <w:rFonts w:ascii="Times New Roman" w:hAnsi="Times New Roman" w:cs="Times New Roman"/>
           <w:sz w:val="24"/>
           <w:szCs w:val="24"/>
+          <w:lang w:val="en-US"/>
         </w:rPr>
         <w:t>"</w:t>
       </w:r>
@@ -4778,8 +4814,17 @@
           <w:rFonts w:ascii="Times New Roman" w:hAnsi="Times New Roman" w:cs="Times New Roman"/>
           <w:sz w:val="24"/>
           <w:szCs w:val="24"/>
-        </w:rPr>
-        <w:t xml:space="preserve">   }</w:t>
+          <w:lang w:val="en-US"/>
+        </w:rPr>
+        <w:t xml:space="preserve">   </w:t>
+      </w:r>
+      <w:r>
+        <w:rPr>
+          <w:rFonts w:ascii="Times New Roman" w:hAnsi="Times New Roman" w:cs="Times New Roman"/>
+          <w:sz w:val="24"/>
+          <w:szCs w:val="24"/>
+        </w:rPr>
+        <w:t>}</w:t>
       </w:r>
     </w:p>
     <w:p>
@@ -5999,15 +6044,13 @@
           <w:rFonts w:ascii="Times New Roman" w:hAnsi="Times New Roman" w:cs="Times New Roman"/>
           <w:sz w:val="24"/>
           <w:szCs w:val="24"/>
-          <w:lang w:val="en-US"/>
-        </w:rPr>
-      </w:pPr>
-      <w:r>
-        <w:rPr>
-          <w:rFonts w:ascii="Times New Roman" w:hAnsi="Times New Roman" w:cs="Times New Roman"/>
-          <w:sz w:val="24"/>
-          <w:szCs w:val="24"/>
-          <w:lang w:val="en-US"/>
+        </w:rPr>
+      </w:pPr>
+      <w:r>
+        <w:rPr>
+          <w:rFonts w:ascii="Times New Roman" w:hAnsi="Times New Roman" w:cs="Times New Roman"/>
+          <w:sz w:val="24"/>
+          <w:szCs w:val="24"/>
         </w:rPr>
         <w:t>}</w:t>
       </w:r>
@@ -6895,18 +6938,8 @@
           <w:sz w:val="24"/>
           <w:szCs w:val="24"/>
         </w:rPr>
-        <w:t xml:space="preserve"> Вы можете отозвать доступ в любой момент в разделе "Мои </w:t>
-      </w:r>
-      <w:proofErr w:type="spellStart"/>
-      <w:r>
-        <w:rPr>
-          <w:rFonts w:ascii="Times New Roman" w:hAnsi="Times New Roman" w:cs="Times New Roman"/>
-          <w:sz w:val="24"/>
-          <w:szCs w:val="24"/>
-        </w:rPr>
-        <w:t>документы".»</w:t>
-      </w:r>
-      <w:proofErr w:type="spellEnd"/>
+        <w:t xml:space="preserve"> Вы можете отозвать доступ в любой момент в разделе "Мои документы".»</w:t>
+      </w:r>
     </w:p>
     <w:p>
       <w:pPr>
@@ -7635,15 +7668,13 @@
           <w:rFonts w:ascii="Times New Roman" w:hAnsi="Times New Roman" w:cs="Times New Roman"/>
           <w:sz w:val="24"/>
           <w:szCs w:val="24"/>
-          <w:lang w:val="en-US"/>
-        </w:rPr>
-      </w:pPr>
-      <w:r>
-        <w:rPr>
-          <w:rFonts w:ascii="Times New Roman" w:hAnsi="Times New Roman" w:cs="Times New Roman"/>
-          <w:sz w:val="24"/>
-          <w:szCs w:val="24"/>
-          <w:lang w:val="en-US"/>
+        </w:rPr>
+      </w:pPr>
+      <w:r>
+        <w:rPr>
+          <w:rFonts w:ascii="Times New Roman" w:hAnsi="Times New Roman" w:cs="Times New Roman"/>
+          <w:sz w:val="24"/>
+          <w:szCs w:val="24"/>
         </w:rPr>
         <w:t xml:space="preserve">4. </w:t>
       </w:r>
@@ -7660,7 +7691,6 @@
           <w:rFonts w:ascii="Times New Roman" w:hAnsi="Times New Roman" w:cs="Times New Roman"/>
           <w:sz w:val="24"/>
           <w:szCs w:val="24"/>
-          <w:lang w:val="en-US"/>
         </w:rPr>
         <w:t xml:space="preserve"> </w:t>
       </w:r>
@@ -7677,7 +7707,6 @@
           <w:rFonts w:ascii="Times New Roman" w:hAnsi="Times New Roman" w:cs="Times New Roman"/>
           <w:sz w:val="24"/>
           <w:szCs w:val="24"/>
-          <w:lang w:val="en-US"/>
         </w:rPr>
         <w:t>:</w:t>
       </w:r>
@@ -13304,15 +13333,13 @@
           <w:rFonts w:ascii="Times New Roman" w:hAnsi="Times New Roman" w:cs="Times New Roman"/>
           <w:sz w:val="24"/>
           <w:szCs w:val="24"/>
-          <w:lang w:val="en-US"/>
-        </w:rPr>
-      </w:pPr>
-      <w:r>
-        <w:rPr>
-          <w:rFonts w:ascii="Times New Roman" w:hAnsi="Times New Roman" w:cs="Times New Roman"/>
-          <w:sz w:val="24"/>
-          <w:szCs w:val="24"/>
-          <w:lang w:val="en-US"/>
+        </w:rPr>
+      </w:pPr>
+      <w:r>
+        <w:rPr>
+          <w:rFonts w:ascii="Times New Roman" w:hAnsi="Times New Roman" w:cs="Times New Roman"/>
+          <w:sz w:val="24"/>
+          <w:szCs w:val="24"/>
         </w:rPr>
         <w:t>}</w:t>
       </w:r>
@@ -13323,7 +13350,6 @@
           <w:rFonts w:ascii="Times New Roman" w:hAnsi="Times New Roman" w:cs="Times New Roman"/>
           <w:sz w:val="24"/>
           <w:szCs w:val="24"/>
-          <w:lang w:val="en-US"/>
         </w:rPr>
       </w:pPr>
     </w:p>
